--- a/HM_19MB_Demo/Resources/Templates/GiayChungNhanHieuChuan.docx
+++ b/HM_19MB_Demo/Resources/Templates/GiayChungNhanHieuChuan.docx
@@ -1523,16 +1523,14 @@
                     <w:rPr>
                       <w:sz w:val="24"/>
                       <w:szCs w:val="24"/>
-                      <w:lang w:val="vi-VN"/>
                     </w:rPr>
                   </w:pPr>
                   <w:r>
                     <w:rPr>
                       <w:sz w:val="24"/>
                       <w:szCs w:val="24"/>
-                      <w:lang w:val="vi-VN"/>
-                    </w:rPr>
-                    <w:t>1</w:t>
+                    </w:rPr>
+                    <w:t>{{STT}}</w:t>
                   </w:r>
                 </w:p>
               </w:tc>
@@ -1546,12 +1544,17 @@
                     <w:spacing w:after="0" w:line="240" w:lineRule="auto"/>
                     <w:jc w:val="center"/>
                     <w:rPr>
-                      <w:b/>
-                      <w:sz w:val="24"/>
-                      <w:szCs w:val="24"/>
-                      <w:lang w:val="vi-VN"/>
-                    </w:rPr>
-                  </w:pPr>
+                      <w:sz w:val="24"/>
+                      <w:szCs w:val="24"/>
+                    </w:rPr>
+                  </w:pPr>
+                  <w:r>
+                    <w:rPr>
+                      <w:sz w:val="24"/>
+                      <w:szCs w:val="24"/>
+                    </w:rPr>
+                    <w:t>{{GiaTriDat}}</w:t>
+                  </w:r>
                 </w:p>
               </w:tc>
               <w:tc>
@@ -1564,123 +1567,16 @@
                     <w:spacing w:after="0" w:line="240" w:lineRule="auto"/>
                     <w:jc w:val="center"/>
                     <w:rPr>
-                      <w:b/>
-                      <w:sz w:val="24"/>
-                      <w:szCs w:val="24"/>
-                      <w:lang w:val="vi-VN"/>
-                    </w:rPr>
-                  </w:pPr>
-                </w:p>
-              </w:tc>
-              <w:tc>
-                <w:tcPr>
-                  <w:tcW w:w="1247" w:type="dxa"/>
-                </w:tcPr>
-                <w:p>
-                  <w:pPr>
-                    <w:spacing w:after="0" w:line="240" w:lineRule="auto"/>
-                    <w:jc w:val="center"/>
-                    <w:rPr>
-                      <w:b/>
-                      <w:sz w:val="24"/>
-                      <w:szCs w:val="24"/>
-                      <w:lang w:val="vi-VN"/>
-                    </w:rPr>
-                  </w:pPr>
-                </w:p>
-              </w:tc>
-              <w:tc>
-                <w:tcPr>
-                  <w:tcW w:w="1247" w:type="dxa"/>
-                </w:tcPr>
-                <w:p>
-                  <w:pPr>
-                    <w:spacing w:after="0" w:line="240" w:lineRule="auto"/>
-                    <w:jc w:val="center"/>
-                    <w:rPr>
-                      <w:b/>
-                      <w:sz w:val="24"/>
-                      <w:szCs w:val="24"/>
-                      <w:lang w:val="vi-VN"/>
-                    </w:rPr>
-                  </w:pPr>
-                </w:p>
-              </w:tc>
-              <w:tc>
-                <w:tcPr>
-                  <w:tcW w:w="1247" w:type="dxa"/>
-                </w:tcPr>
-                <w:p>
-                  <w:pPr>
-                    <w:spacing w:after="0" w:line="240" w:lineRule="auto"/>
-                    <w:jc w:val="center"/>
-                    <w:rPr>
-                      <w:b/>
-                      <w:sz w:val="24"/>
-                      <w:szCs w:val="24"/>
-                      <w:lang w:val="vi-VN"/>
-                    </w:rPr>
-                  </w:pPr>
-                </w:p>
-              </w:tc>
-              <w:tc>
-                <w:tcPr>
-                  <w:tcW w:w="1247" w:type="dxa"/>
-                </w:tcPr>
-                <w:p>
-                  <w:pPr>
-                    <w:spacing w:after="0" w:line="240" w:lineRule="auto"/>
-                    <w:jc w:val="center"/>
-                    <w:rPr>
-                      <w:b/>
-                      <w:sz w:val="24"/>
-                      <w:szCs w:val="24"/>
-                      <w:lang w:val="vi-VN"/>
-                    </w:rPr>
-                  </w:pPr>
-                </w:p>
-              </w:tc>
-              <w:tc>
-                <w:tcPr>
-                  <w:tcW w:w="1247" w:type="dxa"/>
-                </w:tcPr>
-                <w:p>
-                  <w:pPr>
-                    <w:spacing w:after="0" w:line="240" w:lineRule="auto"/>
-                    <w:jc w:val="center"/>
-                    <w:rPr>
-                      <w:b/>
-                      <w:sz w:val="24"/>
-                      <w:szCs w:val="24"/>
-                      <w:lang w:val="vi-VN"/>
-                    </w:rPr>
-                  </w:pPr>
-                </w:p>
-              </w:tc>
-            </w:tr>
-            <w:tr>
-              <w:tc>
-                <w:tcPr>
-                  <w:tcW w:w="680" w:type="dxa"/>
-                  <w:vAlign w:val="center"/>
-                </w:tcPr>
-                <w:p>
-                  <w:pPr>
-                    <w:spacing w:after="0" w:line="240" w:lineRule="auto"/>
-                    <w:jc w:val="center"/>
-                    <w:rPr>
-                      <w:sz w:val="24"/>
-                      <w:szCs w:val="24"/>
-                      <w:lang w:val="vi-VN"/>
+                      <w:sz w:val="24"/>
+                      <w:szCs w:val="24"/>
                     </w:rPr>
                   </w:pPr>
                   <w:r>
                     <w:rPr>
                       <w:sz w:val="24"/>
                       <w:szCs w:val="24"/>
-                      <w:lang w:val="vi-VN"/>
-                    </w:rPr>
-                    <w:t>2</w:t>
+                    </w:rPr>
+                    <w:t>{{GiaTriChiThi}}</w:t>
                   </w:r>
                 </w:p>
               </w:tc>
@@ -1694,12 +1590,17 @@
                     <w:spacing w:after="0" w:line="240" w:lineRule="auto"/>
                     <w:jc w:val="center"/>
                     <w:rPr>
-                      <w:b/>
-                      <w:sz w:val="24"/>
-                      <w:szCs w:val="24"/>
-                      <w:lang w:val="vi-VN"/>
-                    </w:rPr>
-                  </w:pPr>
+                      <w:sz w:val="24"/>
+                      <w:szCs w:val="24"/>
+                    </w:rPr>
+                  </w:pPr>
+                  <w:r>
+                    <w:rPr>
+                      <w:sz w:val="24"/>
+                      <w:szCs w:val="24"/>
+                    </w:rPr>
+                    <w:t>{{TrungBinh}}</w:t>
+                  </w:r>
                 </w:p>
               </w:tc>
               <w:tc>
@@ -1712,123 +1613,16 @@
                     <w:spacing w:after="0" w:line="240" w:lineRule="auto"/>
                     <w:jc w:val="center"/>
                     <w:rPr>
-                      <w:b/>
-                      <w:sz w:val="24"/>
-                      <w:szCs w:val="24"/>
-                      <w:lang w:val="vi-VN"/>
-                    </w:rPr>
-                  </w:pPr>
-                </w:p>
-              </w:tc>
-              <w:tc>
-                <w:tcPr>
-                  <w:tcW w:w="1247" w:type="dxa"/>
-                </w:tcPr>
-                <w:p>
-                  <w:pPr>
-                    <w:spacing w:after="0" w:line="240" w:lineRule="auto"/>
-                    <w:jc w:val="center"/>
-                    <w:rPr>
-                      <w:b/>
-                      <w:sz w:val="24"/>
-                      <w:szCs w:val="24"/>
-                      <w:lang w:val="vi-VN"/>
-                    </w:rPr>
-                  </w:pPr>
-                </w:p>
-              </w:tc>
-              <w:tc>
-                <w:tcPr>
-                  <w:tcW w:w="1247" w:type="dxa"/>
-                </w:tcPr>
-                <w:p>
-                  <w:pPr>
-                    <w:spacing w:after="0" w:line="240" w:lineRule="auto"/>
-                    <w:jc w:val="center"/>
-                    <w:rPr>
-                      <w:b/>
-                      <w:sz w:val="24"/>
-                      <w:szCs w:val="24"/>
-                      <w:lang w:val="vi-VN"/>
-                    </w:rPr>
-                  </w:pPr>
-                </w:p>
-              </w:tc>
-              <w:tc>
-                <w:tcPr>
-                  <w:tcW w:w="1247" w:type="dxa"/>
-                </w:tcPr>
-                <w:p>
-                  <w:pPr>
-                    <w:spacing w:after="0" w:line="240" w:lineRule="auto"/>
-                    <w:jc w:val="center"/>
-                    <w:rPr>
-                      <w:b/>
-                      <w:sz w:val="24"/>
-                      <w:szCs w:val="24"/>
-                      <w:lang w:val="vi-VN"/>
-                    </w:rPr>
-                  </w:pPr>
-                </w:p>
-              </w:tc>
-              <w:tc>
-                <w:tcPr>
-                  <w:tcW w:w="1247" w:type="dxa"/>
-                </w:tcPr>
-                <w:p>
-                  <w:pPr>
-                    <w:spacing w:after="0" w:line="240" w:lineRule="auto"/>
-                    <w:jc w:val="center"/>
-                    <w:rPr>
-                      <w:b/>
-                      <w:sz w:val="24"/>
-                      <w:szCs w:val="24"/>
-                      <w:lang w:val="vi-VN"/>
-                    </w:rPr>
-                  </w:pPr>
-                </w:p>
-              </w:tc>
-              <w:tc>
-                <w:tcPr>
-                  <w:tcW w:w="1247" w:type="dxa"/>
-                </w:tcPr>
-                <w:p>
-                  <w:pPr>
-                    <w:spacing w:after="0" w:line="240" w:lineRule="auto"/>
-                    <w:jc w:val="center"/>
-                    <w:rPr>
-                      <w:b/>
-                      <w:sz w:val="24"/>
-                      <w:szCs w:val="24"/>
-                      <w:lang w:val="vi-VN"/>
-                    </w:rPr>
-                  </w:pPr>
-                </w:p>
-              </w:tc>
-            </w:tr>
-            <w:tr>
-              <w:tc>
-                <w:tcPr>
-                  <w:tcW w:w="680" w:type="dxa"/>
-                  <w:vAlign w:val="center"/>
-                </w:tcPr>
-                <w:p>
-                  <w:pPr>
-                    <w:spacing w:after="0" w:line="240" w:lineRule="auto"/>
-                    <w:jc w:val="center"/>
-                    <w:rPr>
-                      <w:sz w:val="24"/>
-                      <w:szCs w:val="24"/>
-                      <w:lang w:val="vi-VN"/>
+                      <w:sz w:val="24"/>
+                      <w:szCs w:val="24"/>
                     </w:rPr>
                   </w:pPr>
                   <w:r>
                     <w:rPr>
                       <w:sz w:val="24"/>
                       <w:szCs w:val="24"/>
-                      <w:lang w:val="vi-VN"/>
-                    </w:rPr>
-                    <w:t>.</w:t>
+                    </w:rPr>
+                    <w:t>{{SoHieuChinh}}</w:t>
                   </w:r>
                 </w:p>
               </w:tc>
@@ -1842,12 +1636,17 @@
                     <w:spacing w:after="0" w:line="240" w:lineRule="auto"/>
                     <w:jc w:val="center"/>
                     <w:rPr>
-                      <w:b/>
-                      <w:sz w:val="24"/>
-                      <w:szCs w:val="24"/>
-                      <w:lang w:val="vi-VN"/>
-                    </w:rPr>
-                  </w:pPr>
+                      <w:sz w:val="24"/>
+                      <w:szCs w:val="24"/>
+                    </w:rPr>
+                  </w:pPr>
+                  <w:r>
+                    <w:rPr>
+                      <w:sz w:val="24"/>
+                      <w:szCs w:val="24"/>
+                    </w:rPr>
+                    <w:t>{{DoOnDinh}}</w:t>
+                  </w:r>
                 </w:p>
               </w:tc>
               <w:tc>
@@ -1860,123 +1659,16 @@
                     <w:spacing w:after="0" w:line="240" w:lineRule="auto"/>
                     <w:jc w:val="center"/>
                     <w:rPr>
-                      <w:b/>
-                      <w:sz w:val="24"/>
-                      <w:szCs w:val="24"/>
-                      <w:lang w:val="vi-VN"/>
-                    </w:rPr>
-                  </w:pPr>
-                </w:p>
-              </w:tc>
-              <w:tc>
-                <w:tcPr>
-                  <w:tcW w:w="1247" w:type="dxa"/>
-                </w:tcPr>
-                <w:p>
-                  <w:pPr>
-                    <w:spacing w:after="0" w:line="240" w:lineRule="auto"/>
-                    <w:jc w:val="center"/>
-                    <w:rPr>
-                      <w:b/>
-                      <w:sz w:val="24"/>
-                      <w:szCs w:val="24"/>
-                      <w:lang w:val="vi-VN"/>
-                    </w:rPr>
-                  </w:pPr>
-                </w:p>
-              </w:tc>
-              <w:tc>
-                <w:tcPr>
-                  <w:tcW w:w="1247" w:type="dxa"/>
-                </w:tcPr>
-                <w:p>
-                  <w:pPr>
-                    <w:spacing w:after="0" w:line="240" w:lineRule="auto"/>
-                    <w:jc w:val="center"/>
-                    <w:rPr>
-                      <w:b/>
-                      <w:sz w:val="24"/>
-                      <w:szCs w:val="24"/>
-                      <w:lang w:val="vi-VN"/>
-                    </w:rPr>
-                  </w:pPr>
-                </w:p>
-              </w:tc>
-              <w:tc>
-                <w:tcPr>
-                  <w:tcW w:w="1247" w:type="dxa"/>
-                </w:tcPr>
-                <w:p>
-                  <w:pPr>
-                    <w:spacing w:after="0" w:line="240" w:lineRule="auto"/>
-                    <w:jc w:val="center"/>
-                    <w:rPr>
-                      <w:b/>
-                      <w:sz w:val="24"/>
-                      <w:szCs w:val="24"/>
-                      <w:lang w:val="vi-VN"/>
-                    </w:rPr>
-                  </w:pPr>
-                </w:p>
-              </w:tc>
-              <w:tc>
-                <w:tcPr>
-                  <w:tcW w:w="1247" w:type="dxa"/>
-                </w:tcPr>
-                <w:p>
-                  <w:pPr>
-                    <w:spacing w:after="0" w:line="240" w:lineRule="auto"/>
-                    <w:jc w:val="center"/>
-                    <w:rPr>
-                      <w:b/>
-                      <w:sz w:val="24"/>
-                      <w:szCs w:val="24"/>
-                      <w:lang w:val="vi-VN"/>
-                    </w:rPr>
-                  </w:pPr>
-                </w:p>
-              </w:tc>
-              <w:tc>
-                <w:tcPr>
-                  <w:tcW w:w="1247" w:type="dxa"/>
-                </w:tcPr>
-                <w:p>
-                  <w:pPr>
-                    <w:spacing w:after="0" w:line="240" w:lineRule="auto"/>
-                    <w:jc w:val="center"/>
-                    <w:rPr>
-                      <w:b/>
-                      <w:sz w:val="24"/>
-                      <w:szCs w:val="24"/>
-                      <w:lang w:val="vi-VN"/>
-                    </w:rPr>
-                  </w:pPr>
-                </w:p>
-              </w:tc>
-            </w:tr>
-            <w:tr>
-              <w:tc>
-                <w:tcPr>
-                  <w:tcW w:w="680" w:type="dxa"/>
-                  <w:vAlign w:val="center"/>
-                </w:tcPr>
-                <w:p>
-                  <w:pPr>
-                    <w:spacing w:after="0" w:line="240" w:lineRule="auto"/>
-                    <w:jc w:val="center"/>
-                    <w:rPr>
-                      <w:sz w:val="24"/>
-                      <w:szCs w:val="24"/>
-                      <w:lang w:val="vi-VN"/>
+                      <w:sz w:val="24"/>
+                      <w:szCs w:val="24"/>
                     </w:rPr>
                   </w:pPr>
                   <w:r>
                     <w:rPr>
                       <w:sz w:val="24"/>
                       <w:szCs w:val="24"/>
-                      <w:lang w:val="vi-VN"/>
-                    </w:rPr>
-                    <w:t>.</w:t>
+                    </w:rPr>
+                    <w:t>{{DoDongDeu}}</w:t>
                   </w:r>
                 </w:p>
               </w:tc>
@@ -1990,115 +1682,17 @@
                     <w:spacing w:after="0" w:line="240" w:lineRule="auto"/>
                     <w:jc w:val="center"/>
                     <w:rPr>
-                      <w:b/>
-                      <w:sz w:val="24"/>
-                      <w:szCs w:val="24"/>
-                      <w:lang w:val="vi-VN"/>
-                    </w:rPr>
-                  </w:pPr>
-                </w:p>
-              </w:tc>
-              <w:tc>
-                <w:tcPr>
-                  <w:tcW w:w="1247" w:type="dxa"/>
-                  <w:vAlign w:val="center"/>
-                </w:tcPr>
-                <w:p>
-                  <w:pPr>
-                    <w:spacing w:after="0" w:line="240" w:lineRule="auto"/>
-                    <w:jc w:val="center"/>
-                    <w:rPr>
-                      <w:b/>
-                      <w:sz w:val="24"/>
-                      <w:szCs w:val="24"/>
-                      <w:lang w:val="vi-VN"/>
-                    </w:rPr>
-                  </w:pPr>
-                </w:p>
-              </w:tc>
-              <w:tc>
-                <w:tcPr>
-                  <w:tcW w:w="1247" w:type="dxa"/>
-                </w:tcPr>
-                <w:p>
-                  <w:pPr>
-                    <w:spacing w:after="0" w:line="240" w:lineRule="auto"/>
-                    <w:jc w:val="center"/>
-                    <w:rPr>
-                      <w:b/>
-                      <w:sz w:val="24"/>
-                      <w:szCs w:val="24"/>
-                      <w:lang w:val="vi-VN"/>
-                    </w:rPr>
-                  </w:pPr>
-                </w:p>
-              </w:tc>
-              <w:tc>
-                <w:tcPr>
-                  <w:tcW w:w="1247" w:type="dxa"/>
-                </w:tcPr>
-                <w:p>
-                  <w:pPr>
-                    <w:spacing w:after="0" w:line="240" w:lineRule="auto"/>
-                    <w:jc w:val="center"/>
-                    <w:rPr>
-                      <w:b/>
-                      <w:sz w:val="24"/>
-                      <w:szCs w:val="24"/>
-                      <w:lang w:val="vi-VN"/>
-                    </w:rPr>
-                  </w:pPr>
-                </w:p>
-              </w:tc>
-              <w:tc>
-                <w:tcPr>
-                  <w:tcW w:w="1247" w:type="dxa"/>
-                </w:tcPr>
-                <w:p>
-                  <w:pPr>
-                    <w:spacing w:after="0" w:line="240" w:lineRule="auto"/>
-                    <w:jc w:val="center"/>
-                    <w:rPr>
-                      <w:b/>
-                      <w:sz w:val="24"/>
-                      <w:szCs w:val="24"/>
-                      <w:lang w:val="vi-VN"/>
-                    </w:rPr>
-                  </w:pPr>
-                </w:p>
-              </w:tc>
-              <w:tc>
-                <w:tcPr>
-                  <w:tcW w:w="1247" w:type="dxa"/>
-                </w:tcPr>
-                <w:p>
-                  <w:pPr>
-                    <w:spacing w:after="0" w:line="240" w:lineRule="auto"/>
-                    <w:jc w:val="center"/>
-                    <w:rPr>
-                      <w:b/>
-                      <w:sz w:val="24"/>
-                      <w:szCs w:val="24"/>
-                      <w:lang w:val="vi-VN"/>
-                    </w:rPr>
-                  </w:pPr>
-                </w:p>
-              </w:tc>
-              <w:tc>
-                <w:tcPr>
-                  <w:tcW w:w="1247" w:type="dxa"/>
-                </w:tcPr>
-                <w:p>
-                  <w:pPr>
-                    <w:spacing w:after="0" w:line="240" w:lineRule="auto"/>
-                    <w:jc w:val="center"/>
-                    <w:rPr>
-                      <w:b/>
-                      <w:sz w:val="24"/>
-                      <w:szCs w:val="24"/>
-                      <w:lang w:val="vi-VN"/>
-                    </w:rPr>
-                  </w:pPr>
+                      <w:sz w:val="24"/>
+                      <w:szCs w:val="24"/>
+                    </w:rPr>
+                  </w:pPr>
+                  <w:r>
+                    <w:rPr>
+                      <w:sz w:val="24"/>
+                      <w:szCs w:val="24"/>
+                    </w:rPr>
+                    <w:t>{{DKDB}}</w:t>
+                  </w:r>
                 </w:p>
               </w:tc>
             </w:tr>

--- a/HM_19MB_Demo/Resources/Templates/GiayChungNhanHieuChuan.docx
+++ b/HM_19MB_Demo/Resources/Templates/GiayChungNhanHieuChuan.docx
@@ -16,8 +16,8 @@
         <w:tblLook w:val="04A0" w:firstRow="1" w:lastRow="0" w:firstColumn="1" w:lastColumn="0" w:noHBand="0" w:noVBand="1"/>
       </w:tblPr>
       <w:tblGrid>
-        <w:gridCol w:w="1341"/>
-        <w:gridCol w:w="7721"/>
+        <w:gridCol w:w="1356"/>
+        <w:gridCol w:w="7706"/>
       </w:tblGrid>
       <w:tr>
         <w:tc>
@@ -243,7 +243,6 @@
               <w:rPr>
                 <w:b/>
                 <w:sz w:val="24"/>
-                <w:lang w:val="vi-VN"/>
               </w:rPr>
             </w:pPr>
             <w:r>
@@ -271,24 +270,30 @@
               </w:rPr>
               <w:t xml:space="preserve">): </w:t>
             </w:r>
-          </w:p>
-          <w:p>
-            <w:pPr>
-              <w:spacing w:after="0" w:line="240" w:lineRule="auto"/>
-              <w:rPr>
-                <w:b/>
-                <w:sz w:val="24"/>
-                <w:lang w:val="vi-VN"/>
-              </w:rPr>
-            </w:pPr>
-          </w:p>
-          <w:p>
-            <w:pPr>
-              <w:spacing w:after="0" w:line="240" w:lineRule="auto"/>
-              <w:rPr>
-                <w:b/>
-                <w:sz w:val="26"/>
-                <w:lang w:val="vi-VN"/>
+            <w:r>
+              <w:rPr>
+                <w:bCs/>
+                <w:sz w:val="24"/>
+              </w:rPr>
+              <w:t>…</w:t>
+            </w:r>
+          </w:p>
+          <w:p>
+            <w:pPr>
+              <w:spacing w:after="0" w:line="240" w:lineRule="auto"/>
+              <w:rPr>
+                <w:b/>
+                <w:sz w:val="24"/>
+                <w:lang w:val="vi-VN"/>
+              </w:rPr>
+            </w:pPr>
+          </w:p>
+          <w:p>
+            <w:pPr>
+              <w:spacing w:after="0" w:line="240" w:lineRule="auto"/>
+              <w:rPr>
+                <w:sz w:val="26"/>
+                <w:szCs w:val="26"/>
               </w:rPr>
             </w:pPr>
             <w:r>
@@ -307,14 +312,30 @@
               </w:rPr>
               <w:t>(Object):</w:t>
             </w:r>
-          </w:p>
-          <w:p>
-            <w:pPr>
-              <w:spacing w:after="0" w:line="240" w:lineRule="auto"/>
-              <w:rPr>
-                <w:b/>
-                <w:sz w:val="26"/>
-                <w:lang w:val="vi-VN"/>
+            <w:r>
+              <w:rPr>
+                <w:sz w:val="26"/>
+                <w:szCs w:val="26"/>
+                <w:lang w:val="vi-VN"/>
+              </w:rPr>
+              <w:t xml:space="preserve"> {{TenThietBi}}</w:t>
+            </w:r>
+          </w:p>
+          <w:p>
+            <w:pPr>
+              <w:spacing w:after="0" w:line="240" w:lineRule="auto"/>
+              <w:rPr>
+                <w:b/>
+                <w:sz w:val="26"/>
+              </w:rPr>
+            </w:pPr>
+          </w:p>
+          <w:p>
+            <w:pPr>
+              <w:spacing w:after="0" w:line="240" w:lineRule="auto"/>
+              <w:rPr>
+                <w:sz w:val="26"/>
+                <w:szCs w:val="26"/>
               </w:rPr>
             </w:pPr>
             <w:r>
@@ -335,11 +356,35 @@
             </w:r>
             <w:r>
               <w:rPr>
-                <w:b/>
-                <w:sz w:val="26"/>
-                <w:lang w:val="vi-VN"/>
-              </w:rPr>
-              <w:t xml:space="preserve">                                                                          Số </w:t>
+                <w:sz w:val="26"/>
+                <w:szCs w:val="26"/>
+                <w:lang w:val="vi-VN"/>
+              </w:rPr>
+              <w:t xml:space="preserve"> {{KyHieu}}</w:t>
+            </w:r>
+            <w:r>
+              <w:rPr>
+                <w:b/>
+                <w:sz w:val="26"/>
+                <w:lang w:val="vi-VN"/>
+              </w:rPr>
+              <w:t xml:space="preserve">           </w:t>
+            </w:r>
+            <w:r>
+              <w:rPr>
+                <w:b/>
+                <w:sz w:val="26"/>
+                <w:lang w:val="vi-VN"/>
+              </w:rPr>
+              <w:t xml:space="preserve"> </w:t>
+            </w:r>
+            <w:r>
+              <w:rPr>
+                <w:b/>
+                <w:sz w:val="26"/>
+                <w:lang w:val="vi-VN"/>
+              </w:rPr>
+              <w:t xml:space="preserve">   Số </w:t>
             </w:r>
             <w:r>
               <w:rPr>
@@ -366,14 +411,31 @@
               </w:rPr>
               <w:t>):</w:t>
             </w:r>
-          </w:p>
-          <w:p>
-            <w:pPr>
-              <w:spacing w:after="0" w:line="240" w:lineRule="auto"/>
-              <w:rPr>
-                <w:b/>
-                <w:sz w:val="26"/>
-                <w:lang w:val="vi-VN"/>
+            <w:r>
+              <w:rPr>
+                <w:sz w:val="26"/>
+                <w:szCs w:val="26"/>
+                <w:lang w:val="vi-VN"/>
+              </w:rPr>
+              <w:t xml:space="preserve"> {{SoHieu}}</w:t>
+            </w:r>
+          </w:p>
+          <w:p>
+            <w:pPr>
+              <w:spacing w:after="0" w:line="240" w:lineRule="auto"/>
+              <w:rPr>
+                <w:b/>
+                <w:sz w:val="26"/>
+              </w:rPr>
+            </w:pPr>
+          </w:p>
+          <w:p>
+            <w:pPr>
+              <w:spacing w:after="0" w:line="240" w:lineRule="auto"/>
+              <w:rPr>
+                <w:b/>
+                <w:sz w:val="26"/>
+                <w:szCs w:val="28"/>
               </w:rPr>
             </w:pPr>
             <w:r>
@@ -394,6 +456,14 @@
             </w:r>
             <w:r>
               <w:rPr>
+                <w:sz w:val="26"/>
+                <w:szCs w:val="26"/>
+                <w:lang w:val="vi-VN"/>
+              </w:rPr>
+              <w:t xml:space="preserve"> {{NoiSanXuat}}</w:t>
+            </w:r>
+            <w:r>
+              <w:rPr>
                 <w:b/>
                 <w:sz w:val="26"/>
                 <w:szCs w:val="28"/>
@@ -408,6 +478,15 @@
               <w:rPr>
                 <w:b/>
                 <w:sz w:val="26"/>
+              </w:rPr>
+            </w:pPr>
+          </w:p>
+          <w:p>
+            <w:pPr>
+              <w:spacing w:after="0" w:line="240" w:lineRule="auto"/>
+              <w:rPr>
+                <w:b/>
+                <w:sz w:val="26"/>
                 <w:lang w:val="vi-VN"/>
               </w:rPr>
             </w:pPr>
@@ -427,6 +506,14 @@
               </w:rPr>
               <w:t>(Technical Specification):</w:t>
             </w:r>
+            <w:r>
+              <w:rPr>
+                <w:sz w:val="26"/>
+                <w:szCs w:val="26"/>
+                <w:lang w:val="vi-VN"/>
+              </w:rPr>
+              <w:t xml:space="preserve"> {{DacTinhKyThuat}}</w:t>
+            </w:r>
           </w:p>
           <w:p>
             <w:pPr>
@@ -462,23 +549,31 @@
               </w:rPr>
               <w:t>(Customer):</w:t>
             </w:r>
-          </w:p>
-          <w:p>
-            <w:pPr>
-              <w:spacing w:after="0" w:line="240" w:lineRule="auto"/>
-              <w:rPr>
-                <w:b/>
-                <w:sz w:val="26"/>
-                <w:lang w:val="vi-VN"/>
-              </w:rPr>
-            </w:pPr>
-          </w:p>
-          <w:p>
-            <w:pPr>
-              <w:spacing w:after="0" w:line="240" w:lineRule="auto"/>
-              <w:rPr>
-                <w:sz w:val="26"/>
-                <w:lang w:val="vi-VN"/>
+            <w:r>
+              <w:rPr>
+                <w:sz w:val="26"/>
+                <w:szCs w:val="26"/>
+                <w:lang w:val="vi-VN"/>
+              </w:rPr>
+              <w:t xml:space="preserve"> {{DonViSuDung}}</w:t>
+            </w:r>
+          </w:p>
+          <w:p>
+            <w:pPr>
+              <w:spacing w:after="0" w:line="240" w:lineRule="auto"/>
+              <w:rPr>
+                <w:b/>
+                <w:sz w:val="26"/>
+                <w:lang w:val="vi-VN"/>
+              </w:rPr>
+            </w:pPr>
+          </w:p>
+          <w:p>
+            <w:pPr>
+              <w:spacing w:after="0" w:line="240" w:lineRule="auto"/>
+              <w:rPr>
+                <w:b/>
+                <w:sz w:val="26"/>
               </w:rPr>
             </w:pPr>
             <w:r>
@@ -499,6 +594,14 @@
             </w:r>
             <w:r>
               <w:rPr>
+                <w:sz w:val="26"/>
+                <w:szCs w:val="26"/>
+                <w:lang w:val="vi-VN"/>
+              </w:rPr>
+              <w:t xml:space="preserve"> {{PhuongPhap}}</w:t>
+            </w:r>
+            <w:r>
+              <w:rPr>
                 <w:b/>
                 <w:sz w:val="26"/>
                 <w:lang w:val="vi-VN"/>
@@ -509,6 +612,14 @@
           <w:p>
             <w:pPr>
               <w:spacing w:after="0" w:line="240" w:lineRule="auto"/>
+              <w:rPr>
+                <w:sz w:val="26"/>
+              </w:rPr>
+            </w:pPr>
+          </w:p>
+          <w:p>
+            <w:pPr>
+              <w:spacing w:after="0" w:line="240" w:lineRule="auto"/>
               <w:jc w:val="both"/>
               <w:rPr>
                 <w:b/>
@@ -532,6 +643,14 @@
               </w:rPr>
               <w:t>(Environmentol Conditions):</w:t>
             </w:r>
+            <w:r>
+              <w:rPr>
+                <w:sz w:val="26"/>
+                <w:szCs w:val="26"/>
+                <w:lang w:val="vi-VN"/>
+              </w:rPr>
+              <w:t xml:space="preserve"> {{DieuKienMoiTruong}}</w:t>
+            </w:r>
           </w:p>
           <w:p>
             <w:pPr>
@@ -567,6 +686,14 @@
               </w:rPr>
               <w:t>(Standards used):</w:t>
             </w:r>
+            <w:r>
+              <w:rPr>
+                <w:sz w:val="26"/>
+                <w:szCs w:val="26"/>
+                <w:lang w:val="vi-VN"/>
+              </w:rPr>
+              <w:t xml:space="preserve"> {{ThietBiChuan}}</w:t>
+            </w:r>
           </w:p>
           <w:p>
             <w:pPr>
@@ -603,33 +730,29 @@
               </w:rPr>
               <w:t>(Results):</w:t>
             </w:r>
-          </w:p>
-          <w:p>
-            <w:pPr>
-              <w:spacing w:after="0" w:line="240" w:lineRule="auto"/>
-              <w:rPr>
-                <w:i/>
-                <w:sz w:val="26"/>
-                <w:lang w:val="vi-VN"/>
-              </w:rPr>
-            </w:pPr>
-          </w:p>
-          <w:p>
-            <w:pPr>
-              <w:spacing w:after="0" w:line="240" w:lineRule="auto"/>
-              <w:rPr>
-                <w:sz w:val="26"/>
-                <w:lang w:val="vi-VN"/>
-              </w:rPr>
-            </w:pPr>
-          </w:p>
-          <w:p>
-            <w:pPr>
-              <w:spacing w:after="0" w:line="240" w:lineRule="auto"/>
-              <w:rPr>
-                <w:b/>
-                <w:sz w:val="26"/>
-                <w:lang w:val="vi-VN"/>
+            <w:r>
+              <w:rPr>
+                <w:sz w:val="26"/>
+                <w:szCs w:val="26"/>
+                <w:lang w:val="vi-VN"/>
+              </w:rPr>
+              <w:t xml:space="preserve"> </w:t>
+            </w:r>
+          </w:p>
+          <w:p>
+            <w:pPr>
+              <w:spacing w:after="0" w:line="240" w:lineRule="auto"/>
+              <w:rPr>
+                <w:sz w:val="26"/>
+              </w:rPr>
+            </w:pPr>
+          </w:p>
+          <w:p>
+            <w:pPr>
+              <w:spacing w:after="0" w:line="240" w:lineRule="auto"/>
+              <w:rPr>
+                <w:b/>
+                <w:sz w:val="26"/>
               </w:rPr>
             </w:pPr>
             <w:r>
@@ -646,8 +769,50 @@
                 <w:sz w:val="26"/>
                 <w:lang w:val="vi-VN"/>
               </w:rPr>
-              <w:t xml:space="preserve">(Date of Cal):           </w:t>
-            </w:r>
+              <w:t xml:space="preserve">(Date of Cal): </w:t>
+            </w:r>
+            <w:r>
+              <w:rPr>
+                <w:sz w:val="26"/>
+                <w:szCs w:val="26"/>
+                <w:lang w:val="vi-VN"/>
+              </w:rPr>
+              <w:t xml:space="preserve"> {{NgayHieuChuan}}</w:t>
+            </w:r>
+            <w:r>
+              <w:rPr>
+                <w:b/>
+                <w:sz w:val="26"/>
+                <w:lang w:val="vi-VN"/>
+              </w:rPr>
+              <w:t xml:space="preserve">           </w:t>
+            </w:r>
+          </w:p>
+          <w:p>
+            <w:pPr>
+              <w:spacing w:after="0" w:line="240" w:lineRule="auto"/>
+              <w:rPr>
+                <w:b/>
+                <w:sz w:val="26"/>
+              </w:rPr>
+            </w:pPr>
+            <w:r>
+              <w:rPr>
+                <w:b/>
+                <w:sz w:val="26"/>
+                <w:lang w:val="vi-VN"/>
+              </w:rPr>
+              <w:t xml:space="preserve">       </w:t>
+            </w:r>
+          </w:p>
+          <w:p>
+            <w:pPr>
+              <w:spacing w:after="0" w:line="240" w:lineRule="auto"/>
+              <w:rPr>
+                <w:sz w:val="26"/>
+                <w:szCs w:val="26"/>
+              </w:rPr>
+            </w:pPr>
             <w:r>
               <w:rPr>
                 <w:b/>
@@ -688,6 +853,23 @@
               </w:rPr>
               <w:t xml:space="preserve"> of Cal. Label):</w:t>
             </w:r>
+            <w:r>
+              <w:rPr>
+                <w:sz w:val="26"/>
+                <w:szCs w:val="26"/>
+                <w:lang w:val="vi-VN"/>
+              </w:rPr>
+              <w:t xml:space="preserve"> {{SoTem}}</w:t>
+            </w:r>
+          </w:p>
+          <w:p>
+            <w:pPr>
+              <w:spacing w:after="0" w:line="240" w:lineRule="auto"/>
+              <w:rPr>
+                <w:b/>
+                <w:sz w:val="26"/>
+              </w:rPr>
+            </w:pPr>
           </w:p>
           <w:p>
             <w:pPr>
@@ -720,6 +902,14 @@
               </w:rPr>
               <w:t>(Recalibration Recommended):</w:t>
             </w:r>
+            <w:r>
+              <w:rPr>
+                <w:sz w:val="26"/>
+                <w:szCs w:val="26"/>
+                <w:lang w:val="vi-VN"/>
+              </w:rPr>
+              <w:t xml:space="preserve"> </w:t>
+            </w:r>
           </w:p>
           <w:p>
             <w:pPr>
@@ -748,7 +938,23 @@
                 <w:sz w:val="26"/>
                 <w:lang w:val="vi-VN"/>
               </w:rPr>
-              <w:t>Hà Nội, ngày    tháng      năm 20....</w:t>
+              <w:t xml:space="preserve">Hà Nội, </w:t>
+            </w:r>
+            <w:r>
+              <w:rPr>
+                <w:i/>
+                <w:sz w:val="26"/>
+                <w:lang w:val="vi-VN"/>
+              </w:rPr>
+              <w:t xml:space="preserve">Ngày … Tháng … Năm </w:t>
+            </w:r>
+            <w:r>
+              <w:rPr>
+                <w:i/>
+                <w:sz w:val="26"/>
+                <w:lang w:val="vi-VN"/>
+              </w:rPr>
+              <w:t>…</w:t>
             </w:r>
           </w:p>
           <w:p>
@@ -1065,7 +1271,6 @@
                 <w:b/>
                 <w:lang w:val="vi-VN"/>
               </w:rPr>
-              <w:lastRenderedPageBreak/>
               <w:t>KẾT QUẢ HIỆU CHUẨN</w:t>
             </w:r>
           </w:p>
@@ -1523,12 +1728,14 @@
                     <w:rPr>
                       <w:sz w:val="24"/>
                       <w:szCs w:val="24"/>
+                      <w:lang w:val="vi-VN"/>
                     </w:rPr>
                   </w:pPr>
                   <w:r>
                     <w:rPr>
                       <w:sz w:val="24"/>
                       <w:szCs w:val="24"/>
+                      <w:lang w:val="vi-VN"/>
                     </w:rPr>
                     <w:t>{{STT}}</w:t>
                   </w:r>
@@ -1546,12 +1753,14 @@
                     <w:rPr>
                       <w:sz w:val="24"/>
                       <w:szCs w:val="24"/>
+                      <w:lang w:val="vi-VN"/>
                     </w:rPr>
                   </w:pPr>
                   <w:r>
                     <w:rPr>
                       <w:sz w:val="24"/>
                       <w:szCs w:val="24"/>
+                      <w:lang w:val="vi-VN"/>
                     </w:rPr>
                     <w:t>{{GiaTriDat}}</w:t>
                   </w:r>
@@ -1569,12 +1778,14 @@
                     <w:rPr>
                       <w:sz w:val="24"/>
                       <w:szCs w:val="24"/>
+                      <w:lang w:val="vi-VN"/>
                     </w:rPr>
                   </w:pPr>
                   <w:r>
                     <w:rPr>
                       <w:sz w:val="24"/>
                       <w:szCs w:val="24"/>
+                      <w:lang w:val="vi-VN"/>
                     </w:rPr>
                     <w:t>{{GiaTriChiThi}}</w:t>
                   </w:r>
@@ -1592,12 +1803,14 @@
                     <w:rPr>
                       <w:sz w:val="24"/>
                       <w:szCs w:val="24"/>
+                      <w:lang w:val="vi-VN"/>
                     </w:rPr>
                   </w:pPr>
                   <w:r>
                     <w:rPr>
                       <w:sz w:val="24"/>
                       <w:szCs w:val="24"/>
+                      <w:lang w:val="vi-VN"/>
                     </w:rPr>
                     <w:t>{{TrungBinh}}</w:t>
                   </w:r>
@@ -1615,12 +1828,14 @@
                     <w:rPr>
                       <w:sz w:val="24"/>
                       <w:szCs w:val="24"/>
+                      <w:lang w:val="vi-VN"/>
                     </w:rPr>
                   </w:pPr>
                   <w:r>
                     <w:rPr>
                       <w:sz w:val="24"/>
                       <w:szCs w:val="24"/>
+                      <w:lang w:val="vi-VN"/>
                     </w:rPr>
                     <w:t>{{SoHieuChinh}}</w:t>
                   </w:r>
@@ -1638,12 +1853,14 @@
                     <w:rPr>
                       <w:sz w:val="24"/>
                       <w:szCs w:val="24"/>
+                      <w:lang w:val="vi-VN"/>
                     </w:rPr>
                   </w:pPr>
                   <w:r>
                     <w:rPr>
                       <w:sz w:val="24"/>
                       <w:szCs w:val="24"/>
+                      <w:lang w:val="vi-VN"/>
                     </w:rPr>
                     <w:t>{{DoOnDinh}}</w:t>
                   </w:r>
@@ -1661,12 +1878,14 @@
                     <w:rPr>
                       <w:sz w:val="24"/>
                       <w:szCs w:val="24"/>
+                      <w:lang w:val="vi-VN"/>
                     </w:rPr>
                   </w:pPr>
                   <w:r>
                     <w:rPr>
                       <w:sz w:val="24"/>
                       <w:szCs w:val="24"/>
+                      <w:lang w:val="vi-VN"/>
                     </w:rPr>
                     <w:t>{{DoDongDeu}}</w:t>
                   </w:r>
@@ -1684,314 +1903,20 @@
                     <w:rPr>
                       <w:sz w:val="24"/>
                       <w:szCs w:val="24"/>
+                      <w:lang w:val="vi-VN"/>
                     </w:rPr>
                   </w:pPr>
                   <w:r>
                     <w:rPr>
                       <w:sz w:val="24"/>
                       <w:szCs w:val="24"/>
+                      <w:lang w:val="vi-VN"/>
                     </w:rPr>
                     <w:t>{{DKDB}}</w:t>
                   </w:r>
                 </w:p>
               </w:tc>
             </w:tr>
-            <w:tr>
-              <w:tc>
-                <w:tcPr>
-                  <w:tcW w:w="680" w:type="dxa"/>
-                  <w:vAlign w:val="center"/>
-                </w:tcPr>
-                <w:p>
-                  <w:pPr>
-                    <w:spacing w:after="0" w:line="240" w:lineRule="auto"/>
-                    <w:jc w:val="center"/>
-                    <w:rPr>
-                      <w:sz w:val="24"/>
-                      <w:szCs w:val="24"/>
-                      <w:lang w:val="vi-VN"/>
-                    </w:rPr>
-                  </w:pPr>
-                  <w:r>
-                    <w:rPr>
-                      <w:sz w:val="24"/>
-                      <w:szCs w:val="24"/>
-                      <w:lang w:val="vi-VN"/>
-                    </w:rPr>
-                    <w:t>.</w:t>
-                  </w:r>
-                </w:p>
-              </w:tc>
-              <w:tc>
-                <w:tcPr>
-                  <w:tcW w:w="1247" w:type="dxa"/>
-                  <w:vAlign w:val="center"/>
-                </w:tcPr>
-                <w:p>
-                  <w:pPr>
-                    <w:spacing w:after="0" w:line="240" w:lineRule="auto"/>
-                    <w:jc w:val="center"/>
-                    <w:rPr>
-                      <w:b/>
-                      <w:sz w:val="24"/>
-                      <w:szCs w:val="24"/>
-                      <w:lang w:val="vi-VN"/>
-                    </w:rPr>
-                  </w:pPr>
-                </w:p>
-              </w:tc>
-              <w:tc>
-                <w:tcPr>
-                  <w:tcW w:w="1247" w:type="dxa"/>
-                  <w:vAlign w:val="center"/>
-                </w:tcPr>
-                <w:p>
-                  <w:pPr>
-                    <w:spacing w:after="0" w:line="240" w:lineRule="auto"/>
-                    <w:jc w:val="center"/>
-                    <w:rPr>
-                      <w:b/>
-                      <w:sz w:val="24"/>
-                      <w:szCs w:val="24"/>
-                      <w:lang w:val="vi-VN"/>
-                    </w:rPr>
-                  </w:pPr>
-                </w:p>
-              </w:tc>
-              <w:tc>
-                <w:tcPr>
-                  <w:tcW w:w="1247" w:type="dxa"/>
-                </w:tcPr>
-                <w:p>
-                  <w:pPr>
-                    <w:spacing w:after="0" w:line="240" w:lineRule="auto"/>
-                    <w:jc w:val="center"/>
-                    <w:rPr>
-                      <w:b/>
-                      <w:sz w:val="24"/>
-                      <w:szCs w:val="24"/>
-                      <w:lang w:val="vi-VN"/>
-                    </w:rPr>
-                  </w:pPr>
-                </w:p>
-              </w:tc>
-              <w:tc>
-                <w:tcPr>
-                  <w:tcW w:w="1247" w:type="dxa"/>
-                </w:tcPr>
-                <w:p>
-                  <w:pPr>
-                    <w:spacing w:after="0" w:line="240" w:lineRule="auto"/>
-                    <w:jc w:val="center"/>
-                    <w:rPr>
-                      <w:b/>
-                      <w:sz w:val="24"/>
-                      <w:szCs w:val="24"/>
-                      <w:lang w:val="vi-VN"/>
-                    </w:rPr>
-                  </w:pPr>
-                </w:p>
-              </w:tc>
-              <w:tc>
-                <w:tcPr>
-                  <w:tcW w:w="1247" w:type="dxa"/>
-                </w:tcPr>
-                <w:p>
-                  <w:pPr>
-                    <w:spacing w:after="0" w:line="240" w:lineRule="auto"/>
-                    <w:jc w:val="center"/>
-                    <w:rPr>
-                      <w:b/>
-                      <w:sz w:val="24"/>
-                      <w:szCs w:val="24"/>
-                      <w:lang w:val="vi-VN"/>
-                    </w:rPr>
-                  </w:pPr>
-                </w:p>
-              </w:tc>
-              <w:tc>
-                <w:tcPr>
-                  <w:tcW w:w="1247" w:type="dxa"/>
-                </w:tcPr>
-                <w:p>
-                  <w:pPr>
-                    <w:spacing w:after="0" w:line="240" w:lineRule="auto"/>
-                    <w:jc w:val="center"/>
-                    <w:rPr>
-                      <w:b/>
-                      <w:sz w:val="24"/>
-                      <w:szCs w:val="24"/>
-                      <w:lang w:val="vi-VN"/>
-                    </w:rPr>
-                  </w:pPr>
-                </w:p>
-              </w:tc>
-              <w:tc>
-                <w:tcPr>
-                  <w:tcW w:w="1247" w:type="dxa"/>
-                </w:tcPr>
-                <w:p>
-                  <w:pPr>
-                    <w:spacing w:after="0" w:line="240" w:lineRule="auto"/>
-                    <w:jc w:val="center"/>
-                    <w:rPr>
-                      <w:b/>
-                      <w:sz w:val="24"/>
-                      <w:szCs w:val="24"/>
-                      <w:lang w:val="vi-VN"/>
-                    </w:rPr>
-                  </w:pPr>
-                </w:p>
-              </w:tc>
-            </w:tr>
-            <w:tr>
-              <w:tc>
-                <w:tcPr>
-                  <w:tcW w:w="680" w:type="dxa"/>
-                  <w:vAlign w:val="center"/>
-                </w:tcPr>
-                <w:p>
-                  <w:pPr>
-                    <w:spacing w:after="0" w:line="240" w:lineRule="auto"/>
-                    <w:jc w:val="center"/>
-                    <w:rPr>
-                      <w:sz w:val="24"/>
-                      <w:szCs w:val="24"/>
-                      <w:lang w:val="vi-VN"/>
-                    </w:rPr>
-                  </w:pPr>
-                  <w:r>
-                    <w:rPr>
-                      <w:sz w:val="24"/>
-                      <w:szCs w:val="24"/>
-                      <w:lang w:val="vi-VN"/>
-                    </w:rPr>
-                    <w:t>N</w:t>
-                  </w:r>
-                </w:p>
-              </w:tc>
-              <w:tc>
-                <w:tcPr>
-                  <w:tcW w:w="1247" w:type="dxa"/>
-                  <w:vAlign w:val="center"/>
-                </w:tcPr>
-                <w:p>
-                  <w:pPr>
-                    <w:spacing w:after="0" w:line="240" w:lineRule="auto"/>
-                    <w:jc w:val="center"/>
-                    <w:rPr>
-                      <w:b/>
-                      <w:sz w:val="24"/>
-                      <w:szCs w:val="24"/>
-                      <w:lang w:val="vi-VN"/>
-                    </w:rPr>
-                  </w:pPr>
-                </w:p>
-              </w:tc>
-              <w:tc>
-                <w:tcPr>
-                  <w:tcW w:w="1247" w:type="dxa"/>
-                  <w:vAlign w:val="center"/>
-                </w:tcPr>
-                <w:p>
-                  <w:pPr>
-                    <w:spacing w:after="0" w:line="240" w:lineRule="auto"/>
-                    <w:jc w:val="center"/>
-                    <w:rPr>
-                      <w:b/>
-                      <w:sz w:val="24"/>
-                      <w:szCs w:val="24"/>
-                      <w:lang w:val="vi-VN"/>
-                    </w:rPr>
-                  </w:pPr>
-                </w:p>
-              </w:tc>
-              <w:tc>
-                <w:tcPr>
-                  <w:tcW w:w="1247" w:type="dxa"/>
-                </w:tcPr>
-                <w:p>
-                  <w:pPr>
-                    <w:spacing w:after="0" w:line="240" w:lineRule="auto"/>
-                    <w:jc w:val="center"/>
-                    <w:rPr>
-                      <w:b/>
-                      <w:sz w:val="24"/>
-                      <w:szCs w:val="24"/>
-                      <w:lang w:val="vi-VN"/>
-                    </w:rPr>
-                  </w:pPr>
-                </w:p>
-              </w:tc>
-              <w:tc>
-                <w:tcPr>
-                  <w:tcW w:w="1247" w:type="dxa"/>
-                </w:tcPr>
-                <w:p>
-                  <w:pPr>
-                    <w:spacing w:after="0" w:line="240" w:lineRule="auto"/>
-                    <w:jc w:val="center"/>
-                    <w:rPr>
-                      <w:b/>
-                      <w:sz w:val="24"/>
-                      <w:szCs w:val="24"/>
-                      <w:lang w:val="vi-VN"/>
-                    </w:rPr>
-                  </w:pPr>
-                </w:p>
-              </w:tc>
-              <w:tc>
-                <w:tcPr>
-                  <w:tcW w:w="1247" w:type="dxa"/>
-                </w:tcPr>
-                <w:p>
-                  <w:pPr>
-                    <w:spacing w:after="0" w:line="240" w:lineRule="auto"/>
-                    <w:jc w:val="center"/>
-                    <w:rPr>
-                      <w:b/>
-                      <w:sz w:val="24"/>
-                      <w:szCs w:val="24"/>
-                      <w:lang w:val="vi-VN"/>
-                    </w:rPr>
-                  </w:pPr>
-                </w:p>
-              </w:tc>
-              <w:tc>
-                <w:tcPr>
-                  <w:tcW w:w="1247" w:type="dxa"/>
-                </w:tcPr>
-                <w:p>
-                  <w:pPr>
-                    <w:spacing w:after="0" w:line="240" w:lineRule="auto"/>
-                    <w:jc w:val="center"/>
-                    <w:rPr>
-                      <w:b/>
-                      <w:sz w:val="24"/>
-                      <w:szCs w:val="24"/>
-                      <w:lang w:val="vi-VN"/>
-                    </w:rPr>
-                  </w:pPr>
-                </w:p>
-              </w:tc>
-              <w:tc>
-                <w:tcPr>
-                  <w:tcW w:w="1247" w:type="dxa"/>
-                </w:tcPr>
-                <w:p>
-                  <w:pPr>
-                    <w:spacing w:after="0" w:line="240" w:lineRule="auto"/>
-                    <w:jc w:val="center"/>
-                    <w:rPr>
-                      <w:b/>
-                      <w:sz w:val="24"/>
-                      <w:szCs w:val="24"/>
-                      <w:lang w:val="vi-VN"/>
-                    </w:rPr>
-                  </w:pPr>
-                </w:p>
-              </w:tc>
-            </w:tr>
           </w:tbl>
           <w:p>
             <w:pPr>
@@ -2035,7 +1960,7 @@
                 <w:lang w:val="vi-VN"/>
               </w:rPr>
               <w:drawing>
-                <wp:inline distT="0" distB="0" distL="0" distR="0" wp14:anchorId="448689D2" wp14:editId="786226B6">
+                <wp:inline distT="0" distB="0" distL="0" distR="0" wp14:anchorId="7E50A108" wp14:editId="763EB56D">
                   <wp:extent cx="3560912" cy="2844305"/>
                   <wp:effectExtent l="19050" t="0" r="1438" b="0"/>
                   <wp:docPr id="4" name="Picture 26"/>
